--- a/assets/cv/Jeongseok_Oh_CV_Updated.docx
+++ b/assets/cv/Jeongseok_Oh_CV_Updated.docx
@@ -2429,6 +2429,10 @@
       <w:pPr>
         <w:keepNext/>
         <w:spacing w:after="0"/>
+        <w:rPr>
+          <w:rFonts w:hint="eastAsia"/>
+          <w:lang w:eastAsia="ko-KR"/>
+        </w:rPr>
       </w:pPr>
       <w:r>
         <w:t>Development of a single-player role-playing game</w:t>
